--- a/modelos_unificados/PropostaGeorreferenciamentoINCRA-I.docx
+++ b/modelos_unificados/PropostaGeorreferenciamentoINCRA-I.docx
@@ -97,7 +97,7 @@
           <w:color w:val="000000"/>
           <w:sz w:val="24"/>
         </w:rPr>
-        <w:t xml:space="preserve">${Cidade}, ##TEMP_${data_extenso}##                                                              </w:t>
+        <w:t xml:space="preserve">${empresa_cidade}, ##TEMP_${data_emissao_extenso}##                                                              </w:t>
       </w:r>
       <w:r>
         <w:rPr>
@@ -518,7 +518,7 @@
           <w:color w:val="000000"/>
           <w:sz w:val="24"/>
         </w:rPr>
-        <w:t xml:space="preserve">A ##TEMP_${empresa}## atua na área de </w:t>
+        <w:t xml:space="preserve">A ##TEMP_${empresa_nome}## atua na área de </w:t>
       </w:r>
       <w:r>
         <w:rPr>
@@ -2096,7 +2096,7 @@
           <w:color w:val="000000"/>
           <w:sz w:val="24"/>
         </w:rPr>
-        <w:t xml:space="preserve"> ${Veiculo}</w:t>
+        <w:t xml:space="preserve"> ${veiculo}</w:t>
       </w:r>
       <w:r/>
     </w:p>
@@ -2132,7 +2132,7 @@
           <w:color w:val="000000"/>
           <w:sz w:val="24"/>
         </w:rPr>
-        <w:t xml:space="preserve"> ${GPS}</w:t>
+        <w:t xml:space="preserve"> ${gps}</w:t>
       </w:r>
       <w:r/>
     </w:p>
@@ -2168,7 +2168,7 @@
           <w:color w:val="000000"/>
           <w:sz w:val="24"/>
         </w:rPr>
-        <w:t xml:space="preserve"> ${Estacao_Total}</w:t>
+        <w:t xml:space="preserve"> ${estacao_total}</w:t>
       </w:r>
       <w:r/>
     </w:p>
@@ -2204,7 +2204,7 @@
           <w:color w:val="000000"/>
           <w:sz w:val="24"/>
         </w:rPr>
-        <w:t xml:space="preserve"> ${Drone}</w:t>
+        <w:t xml:space="preserve"> ${drone}</w:t>
       </w:r>
       <w:r/>
     </w:p>
@@ -2380,7 +2380,7 @@
           <w:color w:val="000000"/>
           <w:sz w:val="24"/>
         </w:rPr>
-        <w:t xml:space="preserve">${tabela_cronograma}</w:t>
+        <w:t xml:space="preserve">${cronograma}</w:t>
       </w:r>
       <w:r/>
     </w:p>
@@ -2451,7 +2451,7 @@
           <w:color w:val="000000"/>
           <w:sz w:val="24"/>
         </w:rPr>
-        <w:t xml:space="preserve">R$ ##TEMP_${valor_total}## (##TEMP_${valor_extenso}##)</w:t>
+        <w:t xml:space="preserve">R$ ##TEMP_${valor_total}## (##TEMP_${valor_total_extenso}##)</w:t>
       </w:r>
       <w:r/>
     </w:p>
@@ -2896,7 +2896,7 @@
           <w:color w:val="000000"/>
           <w:sz w:val="24"/>
         </w:rPr>
-        <w:t xml:space="preserve"> ${Banco}</w:t>
+        <w:t xml:space="preserve"> ${banco_nome}</w:t>
       </w:r>
       <w:r/>
     </w:p>
@@ -2932,7 +2932,7 @@
           <w:color w:val="000000"/>
           <w:sz w:val="24"/>
         </w:rPr>
-        <w:t xml:space="preserve"> ${Agencia}</w:t>
+        <w:t xml:space="preserve"> ${banco_agencia}</w:t>
       </w:r>
       <w:r/>
     </w:p>
@@ -2968,7 +2968,7 @@
           <w:color w:val="000000"/>
           <w:sz w:val="24"/>
         </w:rPr>
-        <w:t xml:space="preserve"> ${Conta}</w:t>
+        <w:t xml:space="preserve"> ${banco_conta}</w:t>
       </w:r>
       <w:r/>
     </w:p>
@@ -3004,7 +3004,7 @@
           <w:color w:val="000000"/>
           <w:sz w:val="24"/>
         </w:rPr>
-        <w:t xml:space="preserve"> ##TEMP_${empresa}##</w:t>
+        <w:t xml:space="preserve"> ##TEMP_${empresa_nome}##</w:t>
       </w:r>
       <w:r/>
     </w:p>
@@ -3032,7 +3032,7 @@
           <w:color w:val="000000"/>
           <w:sz w:val="24"/>
         </w:rPr>
-        <w:t xml:space="preserve">${cnpj}:</w:t>
+        <w:t xml:space="preserve">${empresa_cnpj}:</w:t>
       </w:r>
       <w:r>
         <w:rPr>
@@ -3040,7 +3040,7 @@
           <w:color w:val="000000"/>
           <w:sz w:val="24"/>
         </w:rPr>
-        <w:t xml:space="preserve"> ##TEMP_${cnpj}##</w:t>
+        <w:t xml:space="preserve"> ##TEMP_${empresa_cnpj}##</w:t>
       </w:r>
       <w:r/>
     </w:p>
@@ -3185,7 +3185,7 @@
           <w:color w:val="000000"/>
           <w:sz w:val="24"/>
         </w:rPr>
-        <w:t xml:space="preserve">A ##TEMP_${empresa}## atua com foco na precisão técnica e na segurança jurídica dos levantamentos territoriais, integrando métodos clássicos da agrimensura às modernas tecnologias GNSS e geoprocessamento.</w:t>
+        <w:t xml:space="preserve">A ##TEMP_${empresa_nome}## atua com foco na precisão técnica e na segurança jurídica dos levantamentos territoriais, integrando métodos clássicos da agrimensura às modernas tecnologias GNSS e geoprocessamento.</w:t>
       </w:r>
       <w:r/>
     </w:p>
@@ -3274,7 +3274,7 @@
           <w:color w:val="000000"/>
           <w:sz w:val="24"/>
         </w:rPr>
-        <w:t xml:space="preserve">##TEMP_${empresa}##</w:t>
+        <w:t xml:space="preserve">##TEMP_${empresa_nome}##</w:t>
         <w:br/>
         <w:t xml:space="preserve"> Contato: ##TEMP_${whatsapp_cliente}##</w:t>
       </w:r>
